--- a/dep/grants-en.docx
+++ b/dep/grants-en.docx
@@ -17379,7 +17379,7 @@
             <w:r>
               <w:t>This field must not be empty.</w:t>
               <w:br/>
-              <w:t>The number must be greater than 0.</w:t>
+              <w:t>The number must be greater than or equal to 0.</w:t>
               <w:br/>
             </w:r>
           </w:p>
@@ -17405,7 +17405,7 @@
             <w:r>
               <w:t>Ce champ ne doit pas être vide.</w:t>
               <w:br/>
-              <w:t>Le nombre doit être supérieur à 0.</w:t>
+              <w:t>Le nombre doit être supérieur ou égal à 0.</w:t>
               <w:br/>
             </w:r>
           </w:p>
@@ -21439,8 +21439,6 @@
             <w:r>
               <w:t>This field must not be empty.</w:t>
               <w:br/>
-              <w:t>Date can’t be in the future.</w:t>
-              <w:br/>
             </w:r>
           </w:p>
         </w:tc>
@@ -21464,8 +21462,6 @@
           <w:p>
             <w:r>
               <w:t>Ce champ ne doit pas être vide.</w:t>
-              <w:br/>
-              <w:t>La date ne doit pas être dans le futur.</w:t>
               <w:br/>
             </w:r>
           </w:p>
@@ -24530,7 +24526,7 @@
         <w:pStyle w:val="Heading1"/>
       </w:pPr>
       <w:r>
-        <w:t>Proactive Publication - Grants and Contributions Nothing to Report</w:t>
+        <w:t>Proactive Publication - Grants and Contributions</w:t>
         <w:br/>
       </w:r>
     </w:p>
